--- a/Proyecto finalV1.3.4.docx
+++ b/Proyecto finalV1.3.4.docx
@@ -1,6 +1,6 @@
 
 <file path=word/document.xml><?xml version="1.0" encoding="utf-8"?>
-<w:document xmlns:wpc="http://schemas.microsoft.com/office/word/2010/wordprocessingCanvas" xmlns:cx="http://schemas.microsoft.com/office/drawing/2014/chartex" xmlns:cx1="http://schemas.microsoft.com/office/drawing/2015/9/8/chartex" xmlns:cx2="http://schemas.microsoft.com/office/drawing/2015/10/21/chartex" xmlns:cx3="http://schemas.microsoft.com/office/drawing/2016/5/9/chartex" xmlns:cx4="http://schemas.microsoft.com/office/drawing/2016/5/10/chartex" xmlns:cx5="http://schemas.microsoft.com/office/drawing/2016/5/11/chartex" xmlns:cx6="http://schemas.microsoft.com/office/drawing/2016/5/12/chartex" xmlns:cx7="http://schemas.microsoft.com/office/drawing/2016/5/13/chartex" xmlns:cx8="http://schemas.microsoft.com/office/drawing/2016/5/14/chartex" xmlns:mc="http://schemas.openxmlformats.org/markup-compatibility/2006" xmlns:aink="http://schemas.microsoft.com/office/drawing/2016/ink" xmlns:am3d="http://schemas.microsoft.com/office/drawing/2017/model3d" xmlns:o="urn:schemas-microsoft-com:office:office" xmlns:r="http://schemas.openxmlformats.org/officeDocument/2006/relationships" xmlns:m="http://schemas.openxmlformats.org/officeDocument/2006/math" xmlns:v="urn:schemas-microsoft-com:vml" xmlns:wp14="http://schemas.microsoft.com/office/word/2010/wordprocessingDrawing" xmlns:wp="http://schemas.openxmlformats.org/drawingml/2006/wordprocessingDrawing" xmlns:w10="urn:schemas-microsoft-com:office:word" xmlns:w="http://schemas.openxmlformats.org/wordprocessingml/2006/main" xmlns:w14="http://schemas.microsoft.com/office/word/2010/wordml" xmlns:w15="http://schemas.microsoft.com/office/word/2012/wordml" xmlns:w16cid="http://schemas.microsoft.com/office/word/2016/wordml/cid" xmlns:w16se="http://schemas.microsoft.com/office/word/2015/wordml/symex" xmlns:wpg="http://schemas.microsoft.com/office/word/2010/wordprocessingGroup" xmlns:wpi="http://schemas.microsoft.com/office/word/2010/wordprocessingInk" xmlns:wne="http://schemas.microsoft.com/office/word/2006/wordml" xmlns:wps="http://schemas.microsoft.com/office/word/2010/wordprocessingShape" mc:Ignorable="w14 w15 w16se w16cid wp14">
+<w:document xmlns:wpc="http://schemas.microsoft.com/office/word/2010/wordprocessingCanvas" xmlns:cx="http://schemas.microsoft.com/office/drawing/2014/chartex" xmlns:cx1="http://schemas.microsoft.com/office/drawing/2015/9/8/chartex" xmlns:cx2="http://schemas.microsoft.com/office/drawing/2015/10/21/chartex" xmlns:cx3="http://schemas.microsoft.com/office/drawing/2016/5/9/chartex" xmlns:cx4="http://schemas.microsoft.com/office/drawing/2016/5/10/chartex" xmlns:cx5="http://schemas.microsoft.com/office/drawing/2016/5/11/chartex" xmlns:cx6="http://schemas.microsoft.com/office/drawing/2016/5/12/chartex" xmlns:cx7="http://schemas.microsoft.com/office/drawing/2016/5/13/chartex" xmlns:cx8="http://schemas.microsoft.com/office/drawing/2016/5/14/chartex" xmlns:mc="http://schemas.openxmlformats.org/markup-compatibility/2006" xmlns:aink="http://schemas.microsoft.com/office/drawing/2016/ink" xmlns:am3d="http://schemas.microsoft.com/office/drawing/2017/model3d" xmlns:o="urn:schemas-microsoft-com:office:office" xmlns:oel="http://schemas.microsoft.com/office/2019/extlst" xmlns:r="http://schemas.openxmlformats.org/officeDocument/2006/relationships" xmlns:m="http://schemas.openxmlformats.org/officeDocument/2006/math" xmlns:v="urn:schemas-microsoft-com:vml" xmlns:wp14="http://schemas.microsoft.com/office/word/2010/wordprocessingDrawing" xmlns:wp="http://schemas.openxmlformats.org/drawingml/2006/wordprocessingDrawing" xmlns:w10="urn:schemas-microsoft-com:office:word" xmlns:w="http://schemas.openxmlformats.org/wordprocessingml/2006/main" xmlns:w14="http://schemas.microsoft.com/office/word/2010/wordml" xmlns:w15="http://schemas.microsoft.com/office/word/2012/wordml" xmlns:w16cex="http://schemas.microsoft.com/office/word/2018/wordml/cex" xmlns:w16cid="http://schemas.microsoft.com/office/word/2016/wordml/cid" xmlns:w16="http://schemas.microsoft.com/office/word/2018/wordml" xmlns:w16du="http://schemas.microsoft.com/office/word/2023/wordml/word16du" xmlns:w16sdtdh="http://schemas.microsoft.com/office/word/2020/wordml/sdtdatahash" xmlns:w16sdtfl="http://schemas.microsoft.com/office/word/2024/wordml/sdtformatlock" xmlns:w16se="http://schemas.microsoft.com/office/word/2015/wordml/symex" xmlns:wpg="http://schemas.microsoft.com/office/word/2010/wordprocessingGroup" xmlns:wpi="http://schemas.microsoft.com/office/word/2010/wordprocessingInk" xmlns:wne="http://schemas.microsoft.com/office/word/2006/wordml" xmlns:wps="http://schemas.microsoft.com/office/word/2010/wordprocessingShape" mc:Ignorable="w14 w15 w16se w16cid w16 w16cex w16sdtdh w16sdtfl w16du wp14">
   <w:body>
     <w:p>
       <w:pPr>
@@ -120,8 +120,19 @@
           <w:szCs w:val="24"/>
           <w:lang w:eastAsia="es-AR"/>
         </w:rPr>
-        <w:t>Luciano kusminsky</w:t>
-      </w:r>
+        <w:t xml:space="preserve">Luciano </w:t>
+      </w:r>
+      <w:proofErr w:type="spellStart"/>
+      <w:r>
+        <w:rPr>
+          <w:rFonts w:ascii="Times New Roman" w:eastAsia="Times New Roman" w:hAnsi="Times New Roman" w:cs="Times New Roman"/>
+          <w:sz w:val="24"/>
+          <w:szCs w:val="24"/>
+          <w:lang w:eastAsia="es-AR"/>
+        </w:rPr>
+        <w:t>kusminsky</w:t>
+      </w:r>
+      <w:proofErr w:type="spellEnd"/>
     </w:p>
     <w:p>
       <w:pPr>
@@ -470,31 +481,6 @@
           <w:lang w:eastAsia="es-AR"/>
         </w:rPr>
       </w:pPr>
-    </w:p>
-    <w:p>
-      <w:pPr>
-        <w:spacing w:before="100" w:beforeAutospacing="1" w:after="100" w:afterAutospacing="1" w:line="240" w:lineRule="auto"/>
-        <w:rPr>
-          <w:rFonts w:ascii="Times New Roman" w:eastAsia="Times New Roman" w:hAnsi="Times New Roman" w:cs="Times New Roman"/>
-          <w:sz w:val="24"/>
-          <w:szCs w:val="24"/>
-          <w:lang w:eastAsia="es-AR"/>
-        </w:rPr>
-      </w:pPr>
-    </w:p>
-    <w:p>
-      <w:pPr>
-        <w:pStyle w:val="Ttulo1"/>
-        <w:rPr>
-          <w:rFonts w:eastAsia="Times New Roman"/>
-        </w:rPr>
-      </w:pPr>
-      <w:r>
-        <w:rPr>
-          <w:rFonts w:eastAsia="Times New Roman"/>
-        </w:rPr>
-        <w:t>Proyecto Final: Joystick para Simulación de Aeronaves</w:t>
-      </w:r>
     </w:p>
     <w:p>
       <w:pPr>
@@ -538,9 +524,59 @@
           <w:szCs w:val="24"/>
           <w:lang w:eastAsia="es-AR"/>
         </w:rPr>
-        <w:lastRenderedPageBreak/>
-        <w:t>Desarrollo de un joystick diseñado específicamente para simuladores de vuelo, orientado tanto al entretenimiento como a la formación básica de futuros aviadores.</w:t>
-      </w:r>
+        <w:t xml:space="preserve">Desarrollo de un joystick diseñado específicamente para simuladores de vuelo, orientado </w:t>
+      </w:r>
+      <w:r>
+        <w:rPr>
+          <w:rFonts w:ascii="Times New Roman" w:eastAsia="Times New Roman" w:hAnsi="Times New Roman" w:cs="Times New Roman"/>
+          <w:sz w:val="24"/>
+          <w:szCs w:val="24"/>
+          <w:lang w:eastAsia="es-AR"/>
+        </w:rPr>
+        <w:t xml:space="preserve">al entretenimiento pero a un costo-calidad mas accesible para todo el </w:t>
+      </w:r>
+      <w:proofErr w:type="spellStart"/>
+      <w:r>
+        <w:rPr>
+          <w:rFonts w:ascii="Times New Roman" w:eastAsia="Times New Roman" w:hAnsi="Times New Roman" w:cs="Times New Roman"/>
+          <w:sz w:val="24"/>
+          <w:szCs w:val="24"/>
+          <w:lang w:eastAsia="es-AR"/>
+        </w:rPr>
+        <w:t>publico</w:t>
+      </w:r>
+      <w:proofErr w:type="spellEnd"/>
+      <w:r>
+        <w:rPr>
+          <w:rFonts w:ascii="Times New Roman" w:eastAsia="Times New Roman" w:hAnsi="Times New Roman" w:cs="Times New Roman"/>
+          <w:sz w:val="24"/>
+          <w:szCs w:val="24"/>
+          <w:lang w:eastAsia="es-AR"/>
+        </w:rPr>
+        <w:t>.</w:t>
+      </w:r>
+    </w:p>
+    <w:p>
+      <w:pPr>
+        <w:spacing w:before="100" w:beforeAutospacing="1" w:after="100" w:afterAutospacing="1" w:line="240" w:lineRule="auto"/>
+        <w:rPr>
+          <w:rFonts w:ascii="Times New Roman" w:eastAsia="Times New Roman" w:hAnsi="Times New Roman" w:cs="Times New Roman"/>
+          <w:sz w:val="24"/>
+          <w:szCs w:val="24"/>
+          <w:lang w:eastAsia="es-AR"/>
+        </w:rPr>
+      </w:pPr>
+    </w:p>
+    <w:p>
+      <w:pPr>
+        <w:spacing w:before="100" w:beforeAutospacing="1" w:after="100" w:afterAutospacing="1" w:line="240" w:lineRule="auto"/>
+        <w:rPr>
+          <w:rFonts w:ascii="Times New Roman" w:eastAsia="Times New Roman" w:hAnsi="Times New Roman" w:cs="Times New Roman"/>
+          <w:sz w:val="24"/>
+          <w:szCs w:val="24"/>
+          <w:lang w:eastAsia="es-AR"/>
+        </w:rPr>
+      </w:pPr>
     </w:p>
     <w:p>
       <w:pPr>
@@ -564,6 +600,7 @@
           <w:szCs w:val="27"/>
           <w:lang w:eastAsia="es-AR"/>
         </w:rPr>
+        <w:lastRenderedPageBreak/>
         <w:t>Resumen del proyecto</w:t>
       </w:r>
     </w:p>
@@ -701,6 +738,30 @@
     </w:p>
     <w:p>
       <w:pPr>
+        <w:numPr>
+          <w:ilvl w:val="0"/>
+          <w:numId w:val="3"/>
+        </w:numPr>
+        <w:spacing w:before="100" w:beforeAutospacing="1" w:after="100" w:afterAutospacing="1" w:line="240" w:lineRule="auto"/>
+        <w:rPr>
+          <w:rFonts w:ascii="Times New Roman" w:eastAsia="Times New Roman" w:hAnsi="Times New Roman" w:cs="Times New Roman"/>
+          <w:sz w:val="24"/>
+          <w:szCs w:val="24"/>
+          <w:lang w:eastAsia="es-AR"/>
+        </w:rPr>
+      </w:pPr>
+      <w:r>
+        <w:rPr>
+          <w:rFonts w:ascii="Times New Roman" w:eastAsia="Times New Roman" w:hAnsi="Times New Roman" w:cs="Times New Roman"/>
+          <w:sz w:val="24"/>
+          <w:szCs w:val="24"/>
+          <w:lang w:eastAsia="es-AR"/>
+        </w:rPr>
+        <w:t xml:space="preserve">Sistema de vibración </w:t>
+      </w:r>
+    </w:p>
+    <w:p>
+      <w:pPr>
         <w:spacing w:before="100" w:beforeAutospacing="1" w:after="100" w:afterAutospacing="1" w:line="240" w:lineRule="auto"/>
         <w:rPr>
           <w:rFonts w:ascii="Times New Roman" w:eastAsia="Times New Roman" w:hAnsi="Times New Roman" w:cs="Times New Roman"/>
@@ -831,7 +892,7 @@
           <w:szCs w:val="24"/>
           <w:lang w:eastAsia="es-AR"/>
         </w:rPr>
-        <w:t xml:space="preserve">Aplicar conocimientos de electrónica y programación </w:t>
+        <w:t>Lograr una inmersión básica</w:t>
       </w:r>
     </w:p>
     <w:p>
@@ -855,7 +916,7 @@
           <w:szCs w:val="24"/>
           <w:lang w:eastAsia="es-AR"/>
         </w:rPr>
-        <w:t xml:space="preserve">Fomentar el aprendizaje en simulación de vuelo </w:t>
+        <w:t xml:space="preserve">Aplicar conocimientos de electrónica y programación </w:t>
       </w:r>
     </w:p>
     <w:p>
@@ -879,7 +940,16 @@
           <w:szCs w:val="24"/>
           <w:lang w:eastAsia="es-AR"/>
         </w:rPr>
-        <w:t xml:space="preserve">Lograr compatibilidad con simuladores comunes </w:t>
+        <w:t xml:space="preserve">Lograr compatibilidad con simuladores </w:t>
+      </w:r>
+      <w:r>
+        <w:rPr>
+          <w:rFonts w:ascii="Times New Roman" w:eastAsia="Times New Roman" w:hAnsi="Times New Roman" w:cs="Times New Roman"/>
+          <w:sz w:val="24"/>
+          <w:szCs w:val="24"/>
+          <w:lang w:eastAsia="es-AR"/>
+        </w:rPr>
+        <w:t>de vuelo gama media</w:t>
       </w:r>
     </w:p>
     <w:p>
@@ -943,14 +1013,26 @@
           <w:lang w:eastAsia="es-AR"/>
         </w:rPr>
       </w:pPr>
-      <w:r>
-        <w:rPr>
-          <w:rFonts w:ascii="Times New Roman" w:eastAsia="Times New Roman" w:hAnsi="Times New Roman" w:cs="Times New Roman"/>
-          <w:sz w:val="24"/>
-          <w:szCs w:val="24"/>
-          <w:lang w:eastAsia="es-AR"/>
-        </w:rPr>
-        <w:t xml:space="preserve">Arduino Pro Micro — $9.19 </w:t>
+      <w:hyperlink r:id="rId8" w:anchor="polycard_client=search-desktop&amp;be_origin=backend&amp;search_layout=grid&amp;position=5&amp;type=product&amp;tracking_id=1b08cc38-54a7-402d-910a-7fac271dd0db&amp;wid=MLA1451228435&amp;sid=search" w:history="1">
+        <w:r>
+          <w:rPr>
+            <w:rStyle w:val="Hipervnculo"/>
+            <w:rFonts w:ascii="Times New Roman" w:eastAsia="Times New Roman" w:hAnsi="Times New Roman" w:cs="Times New Roman"/>
+            <w:sz w:val="24"/>
+            <w:szCs w:val="24"/>
+            <w:lang w:eastAsia="es-AR"/>
+          </w:rPr>
+          <w:t>Arduino Pro Micro</w:t>
+        </w:r>
+      </w:hyperlink>
+      <w:r>
+        <w:rPr>
+          <w:rFonts w:ascii="Times New Roman" w:eastAsia="Times New Roman" w:hAnsi="Times New Roman" w:cs="Times New Roman"/>
+          <w:sz w:val="24"/>
+          <w:szCs w:val="24"/>
+          <w:lang w:eastAsia="es-AR"/>
+        </w:rPr>
+        <w:t xml:space="preserve"> — $9.19 </w:t>
       </w:r>
     </w:p>
     <w:p>
@@ -967,8 +1049,7 @@
           <w:lang w:eastAsia="es-AR"/>
         </w:rPr>
       </w:pPr>
-      <w:hyperlink r:id="rId8" w:anchor="origin=share&amp;sid=share&amp;wid=MLA767606277&amp;action=copy" w:history="1">
-        <w:proofErr w:type="gramStart"/>
+      <w:hyperlink r:id="rId9" w:anchor="origin=share&amp;sid=share&amp;wid=MLA767606277&amp;action=copy" w:history="1">
         <w:r>
           <w:rPr>
             <w:rStyle w:val="Hipervnculo"/>
@@ -989,7 +1070,6 @@
           </w:rPr>
           <w:t xml:space="preserve"> deslizable</w:t>
         </w:r>
-        <w:proofErr w:type="gramEnd"/>
       </w:hyperlink>
       <w:r>
         <w:rPr>
@@ -1015,7 +1095,7 @@
           <w:lang w:eastAsia="es-AR"/>
         </w:rPr>
       </w:pPr>
-      <w:hyperlink r:id="rId9" w:anchor="origin=share&amp;sid=share&amp;wid=MLA3386298610&amp;action=copy" w:history="1">
+      <w:hyperlink r:id="rId10" w:anchor="origin=share&amp;sid=share&amp;wid=MLA3386298610&amp;action=copy" w:history="1">
         <w:r>
           <w:rPr>
             <w:rStyle w:val="Hipervnculo"/>
@@ -1087,7 +1167,7 @@
           <w:lang w:eastAsia="es-AR"/>
         </w:rPr>
       </w:pPr>
-      <w:hyperlink r:id="rId10" w:anchor="origin=share&amp;sid=share&amp;action=copy" w:history="1">
+      <w:hyperlink r:id="rId11" w:anchor="origin=share&amp;sid=share&amp;action=copy" w:history="1">
         <w:r>
           <w:rPr>
             <w:rStyle w:val="Hipervnculo"/>
@@ -1150,73 +1230,7 @@
           <w:lang w:eastAsia="es-AR"/>
         </w:rPr>
       </w:pPr>
-      <w:r>
-        <w:rPr>
-          <w:rFonts w:ascii="Times New Roman" w:eastAsia="Times New Roman" w:hAnsi="Times New Roman" w:cs="Times New Roman"/>
-          <w:sz w:val="24"/>
-          <w:szCs w:val="24"/>
-          <w:lang w:eastAsia="es-AR"/>
-        </w:rPr>
-        <w:t xml:space="preserve">resistencias </w:t>
-      </w:r>
-      <w:r>
-        <w:rPr>
-          <w:rFonts w:ascii="Times New Roman" w:eastAsia="Times New Roman" w:hAnsi="Times New Roman" w:cs="Times New Roman"/>
-          <w:sz w:val="24"/>
-          <w:szCs w:val="24"/>
-          <w:lang w:eastAsia="es-AR"/>
-        </w:rPr>
-        <w:t>—</w:t>
-      </w:r>
-    </w:p>
-    <w:p>
-      <w:pPr>
-        <w:numPr>
-          <w:ilvl w:val="0"/>
-          <w:numId w:val="5"/>
-        </w:numPr>
-        <w:spacing w:before="100" w:beforeAutospacing="1" w:after="100" w:afterAutospacing="1" w:line="240" w:lineRule="auto"/>
-        <w:rPr>
-          <w:rFonts w:ascii="Times New Roman" w:eastAsia="Times New Roman" w:hAnsi="Times New Roman" w:cs="Times New Roman"/>
-          <w:sz w:val="24"/>
-          <w:szCs w:val="24"/>
-          <w:lang w:eastAsia="es-AR"/>
-        </w:rPr>
-      </w:pPr>
-      <w:r>
-        <w:rPr>
-          <w:rFonts w:ascii="Times New Roman" w:eastAsia="Times New Roman" w:hAnsi="Times New Roman" w:cs="Times New Roman"/>
-          <w:sz w:val="24"/>
-          <w:szCs w:val="24"/>
-          <w:lang w:eastAsia="es-AR"/>
-        </w:rPr>
-        <w:t xml:space="preserve">conectores </w:t>
-      </w:r>
-      <w:r>
-        <w:rPr>
-          <w:rFonts w:ascii="Times New Roman" w:eastAsia="Times New Roman" w:hAnsi="Times New Roman" w:cs="Times New Roman"/>
-          <w:sz w:val="24"/>
-          <w:szCs w:val="24"/>
-          <w:lang w:eastAsia="es-AR"/>
-        </w:rPr>
-        <w:t>——</w:t>
-      </w:r>
-    </w:p>
-    <w:p>
-      <w:pPr>
-        <w:numPr>
-          <w:ilvl w:val="0"/>
-          <w:numId w:val="5"/>
-        </w:numPr>
-        <w:spacing w:before="100" w:beforeAutospacing="1" w:after="100" w:afterAutospacing="1" w:line="240" w:lineRule="auto"/>
-        <w:rPr>
-          <w:rFonts w:ascii="Times New Roman" w:eastAsia="Times New Roman" w:hAnsi="Times New Roman" w:cs="Times New Roman"/>
-          <w:sz w:val="24"/>
-          <w:szCs w:val="24"/>
-          <w:lang w:eastAsia="es-AR"/>
-        </w:rPr>
-      </w:pPr>
-      <w:hyperlink r:id="rId11" w:anchor="polycard_client=search-desktop&amp;be_origin=backend&amp;search_layout=grid&amp;position=5&amp;type=product&amp;tracking_id=615bc5a8-7abe-4439-bdea-844cbaf6d9c1&amp;wid=MLA1554369641&amp;sid=search" w:history="1">
+      <w:hyperlink r:id="rId12" w:anchor="polycard_client=search-desktop&amp;be_origin=backend&amp;search_layout=grid&amp;position=5&amp;type=product&amp;tracking_id=615bc5a8-7abe-4439-bdea-844cbaf6d9c1&amp;wid=MLA1554369641&amp;sid=search" w:history="1">
         <w:r>
           <w:rPr>
             <w:rStyle w:val="Hipervnculo"/>
@@ -1297,7 +1311,7 @@
           <w:lang w:eastAsia="es-AR"/>
         </w:rPr>
       </w:pPr>
-      <w:hyperlink r:id="rId12" w:anchor="origin=share&amp;sid=share&amp;wid=MLA1498900653&amp;action=copy" w:history="1">
+      <w:hyperlink r:id="rId13" w:anchor="origin=share&amp;sid=share&amp;wid=MLA1498900653&amp;action=copy" w:history="1">
         <w:r>
           <w:rPr>
             <w:rStyle w:val="Hipervnculo"/>
@@ -1306,27 +1320,7 @@
             <w:szCs w:val="24"/>
             <w:lang w:eastAsia="es-AR"/>
           </w:rPr>
-          <w:t xml:space="preserve">Motor de </w:t>
-        </w:r>
-        <w:r>
-          <w:rPr>
-            <w:rStyle w:val="Hipervnculo"/>
-            <w:rFonts w:ascii="Times New Roman" w:eastAsia="Times New Roman" w:hAnsi="Times New Roman" w:cs="Times New Roman"/>
-            <w:sz w:val="24"/>
-            <w:szCs w:val="24"/>
-            <w:lang w:eastAsia="es-AR"/>
-          </w:rPr>
-          <w:t>v</w:t>
-        </w:r>
-        <w:r>
-          <w:rPr>
-            <w:rStyle w:val="Hipervnculo"/>
-            <w:rFonts w:ascii="Times New Roman" w:eastAsia="Times New Roman" w:hAnsi="Times New Roman" w:cs="Times New Roman"/>
-            <w:sz w:val="24"/>
-            <w:szCs w:val="24"/>
-            <w:lang w:eastAsia="es-AR"/>
-          </w:rPr>
-          <w:t>ibración</w:t>
+          <w:t>Motor de vibración</w:t>
         </w:r>
       </w:hyperlink>
       <w:r>
@@ -1365,8 +1359,15 @@
         </w:rPr>
         <w:t>5,23</w:t>
       </w:r>
-      <w:bookmarkStart w:id="0" w:name="_GoBack"/>
-      <w:bookmarkEnd w:id="0"/>
+      <w:r>
+        <w:rPr>
+          <w:rFonts w:ascii="Times New Roman" w:eastAsia="Times New Roman" w:hAnsi="Times New Roman" w:cs="Times New Roman"/>
+          <w:sz w:val="24"/>
+          <w:szCs w:val="24"/>
+          <w:lang w:eastAsia="es-AR"/>
+        </w:rPr>
+        <w:t xml:space="preserve"> porno 677777</w:t>
+      </w:r>
     </w:p>
     <w:p>
       <w:pPr>
@@ -1389,6 +1390,94 @@
           <v:rect id="_x0000_i1027" style="width:0;height:1.5pt" o:hralign="center" o:hrstd="t" o:hr="t" fillcolor="#a0a0a0" stroked="f"/>
         </w:pict>
       </w:r>
+    </w:p>
+    <w:p>
+      <w:pPr>
+        <w:spacing w:after="0" w:line="240" w:lineRule="auto"/>
+        <w:rPr>
+          <w:rFonts w:ascii="Times New Roman" w:eastAsia="Times New Roman" w:hAnsi="Times New Roman" w:cs="Times New Roman"/>
+          <w:sz w:val="24"/>
+          <w:szCs w:val="24"/>
+          <w:lang w:eastAsia="es-AR"/>
+        </w:rPr>
+      </w:pPr>
+    </w:p>
+    <w:p>
+      <w:pPr>
+        <w:spacing w:after="0" w:line="240" w:lineRule="auto"/>
+        <w:rPr>
+          <w:rFonts w:ascii="Times New Roman" w:eastAsia="Times New Roman" w:hAnsi="Times New Roman" w:cs="Times New Roman"/>
+          <w:sz w:val="24"/>
+          <w:szCs w:val="24"/>
+          <w:lang w:eastAsia="es-AR"/>
+        </w:rPr>
+      </w:pPr>
+    </w:p>
+    <w:p>
+      <w:pPr>
+        <w:spacing w:after="0" w:line="240" w:lineRule="auto"/>
+        <w:rPr>
+          <w:rFonts w:ascii="Times New Roman" w:eastAsia="Times New Roman" w:hAnsi="Times New Roman" w:cs="Times New Roman"/>
+          <w:sz w:val="24"/>
+          <w:szCs w:val="24"/>
+          <w:lang w:eastAsia="es-AR"/>
+        </w:rPr>
+      </w:pPr>
+    </w:p>
+    <w:p>
+      <w:pPr>
+        <w:spacing w:after="0" w:line="240" w:lineRule="auto"/>
+        <w:rPr>
+          <w:rFonts w:ascii="Times New Roman" w:eastAsia="Times New Roman" w:hAnsi="Times New Roman" w:cs="Times New Roman"/>
+          <w:sz w:val="24"/>
+          <w:szCs w:val="24"/>
+          <w:lang w:eastAsia="es-AR"/>
+        </w:rPr>
+      </w:pPr>
+    </w:p>
+    <w:p>
+      <w:pPr>
+        <w:spacing w:after="0" w:line="240" w:lineRule="auto"/>
+        <w:rPr>
+          <w:rFonts w:ascii="Times New Roman" w:eastAsia="Times New Roman" w:hAnsi="Times New Roman" w:cs="Times New Roman"/>
+          <w:sz w:val="24"/>
+          <w:szCs w:val="24"/>
+          <w:lang w:eastAsia="es-AR"/>
+        </w:rPr>
+      </w:pPr>
+    </w:p>
+    <w:p>
+      <w:pPr>
+        <w:spacing w:after="0" w:line="240" w:lineRule="auto"/>
+        <w:rPr>
+          <w:rFonts w:ascii="Times New Roman" w:eastAsia="Times New Roman" w:hAnsi="Times New Roman" w:cs="Times New Roman"/>
+          <w:sz w:val="24"/>
+          <w:szCs w:val="24"/>
+          <w:lang w:eastAsia="es-AR"/>
+        </w:rPr>
+      </w:pPr>
+    </w:p>
+    <w:p>
+      <w:pPr>
+        <w:spacing w:after="0" w:line="240" w:lineRule="auto"/>
+        <w:rPr>
+          <w:rFonts w:ascii="Times New Roman" w:eastAsia="Times New Roman" w:hAnsi="Times New Roman" w:cs="Times New Roman"/>
+          <w:sz w:val="24"/>
+          <w:szCs w:val="24"/>
+          <w:lang w:eastAsia="es-AR"/>
+        </w:rPr>
+      </w:pPr>
+    </w:p>
+    <w:p>
+      <w:pPr>
+        <w:spacing w:after="0" w:line="240" w:lineRule="auto"/>
+        <w:rPr>
+          <w:rFonts w:ascii="Times New Roman" w:eastAsia="Times New Roman" w:hAnsi="Times New Roman" w:cs="Times New Roman"/>
+          <w:sz w:val="24"/>
+          <w:szCs w:val="24"/>
+          <w:lang w:eastAsia="es-AR"/>
+        </w:rPr>
+      </w:pPr>
     </w:p>
     <w:p>
       <w:pPr>
@@ -1403,11 +1492,7 @@
           <w:lang w:eastAsia="es-AR"/>
         </w:rPr>
       </w:pPr>
-    </w:p>
-    <w:p>
-      <w:pPr>
-        <w:spacing w:before="100" w:beforeAutospacing="1" w:after="100" w:afterAutospacing="1" w:line="240" w:lineRule="auto"/>
-        <w:outlineLvl w:val="2"/>
+      <w:r>
         <w:rPr>
           <w:rFonts w:ascii="Times New Roman" w:eastAsia="Times New Roman" w:hAnsi="Times New Roman" w:cs="Times New Roman"/>
           <w:b/>
@@ -1416,8 +1501,252 @@
           <w:szCs w:val="27"/>
           <w:lang w:eastAsia="es-AR"/>
         </w:rPr>
-      </w:pPr>
-      <w:r>
+        <w:t>Costo estimado</w:t>
+      </w:r>
+    </w:p>
+    <w:p>
+      <w:pPr>
+        <w:spacing w:before="100" w:beforeAutospacing="1" w:after="100" w:afterAutospacing="1" w:line="240" w:lineRule="auto"/>
+        <w:rPr>
+          <w:rFonts w:ascii="Times New Roman" w:eastAsia="Times New Roman" w:hAnsi="Times New Roman" w:cs="Times New Roman"/>
+          <w:sz w:val="24"/>
+          <w:szCs w:val="24"/>
+          <w:lang w:eastAsia="es-AR"/>
+        </w:rPr>
+      </w:pPr>
+      <w:r>
+        <w:rPr>
+          <w:rFonts w:ascii="Times New Roman" w:eastAsia="Times New Roman" w:hAnsi="Times New Roman" w:cs="Times New Roman"/>
+          <w:sz w:val="24"/>
+          <w:szCs w:val="24"/>
+          <w:lang w:eastAsia="es-AR"/>
+        </w:rPr>
+        <w:t xml:space="preserve">El costo total </w:t>
+      </w:r>
+      <w:r>
+        <w:rPr>
+          <w:rFonts w:ascii="Times New Roman" w:eastAsia="Times New Roman" w:hAnsi="Times New Roman" w:cs="Times New Roman"/>
+          <w:sz w:val="24"/>
+          <w:szCs w:val="24"/>
+          <w:lang w:eastAsia="es-AR"/>
+        </w:rPr>
+        <w:t xml:space="preserve">del prototipo por parte de los estudiantes seria de aproximadamente </w:t>
+      </w:r>
+      <w:r>
+        <w:rPr>
+          <w:rFonts w:ascii="Times New Roman" w:eastAsia="Times New Roman" w:hAnsi="Times New Roman" w:cs="Times New Roman"/>
+          <w:sz w:val="24"/>
+          <w:szCs w:val="24"/>
+          <w:lang w:eastAsia="es-AR"/>
+        </w:rPr>
+        <w:t>34.99</w:t>
+      </w:r>
+      <w:r>
+        <w:rPr>
+          <w:rFonts w:ascii="Times New Roman" w:eastAsia="Times New Roman" w:hAnsi="Times New Roman" w:cs="Times New Roman"/>
+          <w:sz w:val="24"/>
+          <w:szCs w:val="24"/>
+          <w:lang w:eastAsia="es-AR"/>
+        </w:rPr>
+        <w:t xml:space="preserve"> </w:t>
+      </w:r>
+      <w:r>
+        <w:rPr>
+          <w:rFonts w:ascii="Times New Roman" w:eastAsia="Times New Roman" w:hAnsi="Times New Roman" w:cs="Times New Roman"/>
+          <w:sz w:val="24"/>
+          <w:szCs w:val="24"/>
+          <w:lang w:eastAsia="es-AR"/>
+        </w:rPr>
+        <w:t xml:space="preserve"> a </w:t>
+      </w:r>
+      <w:r>
+        <w:rPr>
+          <w:rFonts w:ascii="Times New Roman" w:eastAsia="Times New Roman" w:hAnsi="Times New Roman" w:cs="Times New Roman"/>
+          <w:sz w:val="24"/>
+          <w:szCs w:val="24"/>
+          <w:lang w:eastAsia="es-AR"/>
+        </w:rPr>
+        <w:t>41.99</w:t>
+      </w:r>
+      <w:r>
+        <w:rPr>
+          <w:rFonts w:ascii="Times New Roman" w:eastAsia="Times New Roman" w:hAnsi="Times New Roman" w:cs="Times New Roman"/>
+          <w:sz w:val="24"/>
+          <w:szCs w:val="24"/>
+          <w:lang w:eastAsia="es-AR"/>
+        </w:rPr>
+        <w:t xml:space="preserve"> </w:t>
+      </w:r>
+      <w:proofErr w:type="spellStart"/>
+      <w:r>
+        <w:rPr>
+          <w:rFonts w:ascii="Times New Roman" w:eastAsia="Times New Roman" w:hAnsi="Times New Roman" w:cs="Times New Roman"/>
+          <w:sz w:val="24"/>
+          <w:szCs w:val="24"/>
+          <w:lang w:eastAsia="es-AR"/>
+        </w:rPr>
+        <w:t>dolares</w:t>
+      </w:r>
+      <w:proofErr w:type="spellEnd"/>
+      <w:r>
+        <w:rPr>
+          <w:rFonts w:ascii="Times New Roman" w:eastAsia="Times New Roman" w:hAnsi="Times New Roman" w:cs="Times New Roman"/>
+          <w:sz w:val="24"/>
+          <w:szCs w:val="24"/>
+          <w:lang w:eastAsia="es-AR"/>
+        </w:rPr>
+        <w:t xml:space="preserve"> sin contar</w:t>
+      </w:r>
+      <w:r>
+        <w:rPr>
+          <w:rFonts w:ascii="Times New Roman" w:eastAsia="Times New Roman" w:hAnsi="Times New Roman" w:cs="Times New Roman"/>
+          <w:sz w:val="24"/>
+          <w:szCs w:val="24"/>
+          <w:lang w:eastAsia="es-AR"/>
+        </w:rPr>
+        <w:t xml:space="preserve"> costos como la estructura 3D</w:t>
+      </w:r>
+      <w:r>
+        <w:rPr>
+          <w:rFonts w:ascii="Times New Roman" w:eastAsia="Times New Roman" w:hAnsi="Times New Roman" w:cs="Times New Roman"/>
+          <w:sz w:val="24"/>
+          <w:szCs w:val="24"/>
+          <w:lang w:eastAsia="es-AR"/>
+        </w:rPr>
+        <w:t>.</w:t>
+      </w:r>
+    </w:p>
+    <w:p>
+      <w:pPr>
+        <w:spacing w:before="100" w:beforeAutospacing="1" w:after="100" w:afterAutospacing="1" w:line="240" w:lineRule="auto"/>
+        <w:rPr>
+          <w:rFonts w:ascii="Times New Roman" w:eastAsia="Times New Roman" w:hAnsi="Times New Roman" w:cs="Times New Roman"/>
+          <w:sz w:val="24"/>
+          <w:szCs w:val="24"/>
+          <w:lang w:eastAsia="es-AR"/>
+        </w:rPr>
+      </w:pPr>
+      <w:r>
+        <w:rPr>
+          <w:rFonts w:ascii="Times New Roman" w:eastAsia="Times New Roman" w:hAnsi="Times New Roman" w:cs="Times New Roman"/>
+          <w:sz w:val="24"/>
+          <w:szCs w:val="24"/>
+          <w:lang w:eastAsia="es-AR"/>
+        </w:rPr>
+        <w:t xml:space="preserve">Mientras que </w:t>
+      </w:r>
+      <w:r>
+        <w:rPr>
+          <w:rFonts w:ascii="Times New Roman" w:eastAsia="Times New Roman" w:hAnsi="Times New Roman" w:cs="Times New Roman"/>
+          <w:sz w:val="24"/>
+          <w:szCs w:val="24"/>
+          <w:lang w:eastAsia="es-AR"/>
+        </w:rPr>
+        <w:t xml:space="preserve">el producto final de mercado estaría rondando entre </w:t>
+      </w:r>
+      <w:r>
+        <w:rPr>
+          <w:rFonts w:ascii="Times New Roman" w:eastAsia="Times New Roman" w:hAnsi="Times New Roman" w:cs="Times New Roman"/>
+          <w:sz w:val="24"/>
+          <w:szCs w:val="24"/>
+          <w:lang w:eastAsia="es-AR"/>
+        </w:rPr>
+        <w:t>104.86</w:t>
+      </w:r>
+      <w:r>
+        <w:rPr>
+          <w:rFonts w:ascii="Times New Roman" w:eastAsia="Times New Roman" w:hAnsi="Times New Roman" w:cs="Times New Roman"/>
+          <w:sz w:val="24"/>
+          <w:szCs w:val="24"/>
+          <w:lang w:eastAsia="es-AR"/>
+        </w:rPr>
+        <w:t xml:space="preserve"> a </w:t>
+      </w:r>
+      <w:r>
+        <w:rPr>
+          <w:rFonts w:ascii="Times New Roman" w:eastAsia="Times New Roman" w:hAnsi="Times New Roman" w:cs="Times New Roman"/>
+          <w:sz w:val="24"/>
+          <w:szCs w:val="24"/>
+          <w:lang w:eastAsia="es-AR"/>
+        </w:rPr>
+        <w:t>139.81</w:t>
+      </w:r>
+      <w:r>
+        <w:rPr>
+          <w:rFonts w:ascii="Times New Roman" w:eastAsia="Times New Roman" w:hAnsi="Times New Roman" w:cs="Times New Roman"/>
+          <w:sz w:val="24"/>
+          <w:szCs w:val="24"/>
+          <w:lang w:eastAsia="es-AR"/>
+        </w:rPr>
+        <w:t xml:space="preserve"> </w:t>
+      </w:r>
+      <w:proofErr w:type="spellStart"/>
+      <w:r>
+        <w:rPr>
+          <w:rFonts w:ascii="Times New Roman" w:eastAsia="Times New Roman" w:hAnsi="Times New Roman" w:cs="Times New Roman"/>
+          <w:sz w:val="24"/>
+          <w:szCs w:val="24"/>
+          <w:lang w:eastAsia="es-AR"/>
+        </w:rPr>
+        <w:t>dolares</w:t>
+      </w:r>
+      <w:proofErr w:type="spellEnd"/>
+      <w:r>
+        <w:rPr>
+          <w:rFonts w:ascii="Times New Roman" w:eastAsia="Times New Roman" w:hAnsi="Times New Roman" w:cs="Times New Roman"/>
+          <w:sz w:val="24"/>
+          <w:szCs w:val="24"/>
+          <w:lang w:eastAsia="es-AR"/>
+        </w:rPr>
+        <w:t>.</w:t>
+      </w:r>
+    </w:p>
+    <w:p>
+      <w:pPr>
+        <w:spacing w:before="100" w:beforeAutospacing="1" w:after="100" w:afterAutospacing="1" w:line="240" w:lineRule="auto"/>
+        <w:rPr>
+          <w:rFonts w:ascii="Times New Roman" w:eastAsia="Times New Roman" w:hAnsi="Times New Roman" w:cs="Times New Roman"/>
+          <w:sz w:val="24"/>
+          <w:szCs w:val="24"/>
+          <w:lang w:eastAsia="es-AR"/>
+        </w:rPr>
+      </w:pPr>
+      <w:r>
+        <w:rPr>
+          <w:rFonts w:ascii="Times New Roman" w:eastAsia="Times New Roman" w:hAnsi="Times New Roman" w:cs="Times New Roman"/>
+          <w:sz w:val="24"/>
+          <w:szCs w:val="24"/>
+          <w:lang w:eastAsia="es-AR"/>
+        </w:rPr>
+        <w:t>(Estos son precios estimativos y pueden variar)</w:t>
+      </w:r>
+    </w:p>
+    <w:p>
+      <w:pPr>
+        <w:spacing w:after="0" w:line="240" w:lineRule="auto"/>
+        <w:rPr>
+          <w:rFonts w:ascii="Times New Roman" w:eastAsia="Times New Roman" w:hAnsi="Times New Roman" w:cs="Times New Roman"/>
+          <w:sz w:val="24"/>
+          <w:szCs w:val="24"/>
+          <w:lang w:eastAsia="es-AR"/>
+        </w:rPr>
+      </w:pPr>
+      <w:r>
+        <w:rPr>
+          <w:rFonts w:ascii="Times New Roman" w:eastAsia="Times New Roman" w:hAnsi="Times New Roman" w:cs="Times New Roman"/>
+          <w:sz w:val="24"/>
+          <w:szCs w:val="24"/>
+          <w:lang w:eastAsia="es-AR"/>
+        </w:rPr>
+        <w:pict w14:anchorId="4E5BD5D0">
+          <v:rect id="_x0000_i1028" style="width:0;height:1.5pt" o:hralign="center" o:hrstd="t" o:hr="t" fillcolor="#a0a0a0" stroked="f"/>
+        </w:pict>
+      </w:r>
+    </w:p>
+    <w:p>
+      <w:pPr>
+        <w:spacing w:before="100" w:beforeAutospacing="1" w:after="100" w:afterAutospacing="1" w:line="240" w:lineRule="auto"/>
+        <w:outlineLvl w:val="2"/>
         <w:rPr>
           <w:rFonts w:ascii="Times New Roman" w:eastAsia="Times New Roman" w:hAnsi="Times New Roman" w:cs="Times New Roman"/>
           <w:b/>
@@ -1426,74 +1755,8 @@
           <w:szCs w:val="27"/>
           <w:lang w:eastAsia="es-AR"/>
         </w:rPr>
-        <w:lastRenderedPageBreak/>
-        <w:t>Costo estimado</w:t>
-      </w:r>
-    </w:p>
-    <w:p>
-      <w:pPr>
-        <w:spacing w:before="100" w:beforeAutospacing="1" w:after="100" w:afterAutospacing="1" w:line="240" w:lineRule="auto"/>
-        <w:rPr>
-          <w:rFonts w:ascii="Times New Roman" w:eastAsia="Times New Roman" w:hAnsi="Times New Roman" w:cs="Times New Roman"/>
-          <w:sz w:val="24"/>
-          <w:szCs w:val="24"/>
-          <w:lang w:eastAsia="es-AR"/>
-        </w:rPr>
-      </w:pPr>
-      <w:r>
-        <w:rPr>
-          <w:rFonts w:ascii="Times New Roman" w:eastAsia="Times New Roman" w:hAnsi="Times New Roman" w:cs="Times New Roman"/>
-          <w:sz w:val="24"/>
-          <w:szCs w:val="24"/>
-          <w:lang w:eastAsia="es-AR"/>
-        </w:rPr>
-        <w:t>El costo total del proyecto será relativamente bajo en comparación con productos comerciales, ya que</w:t>
-      </w:r>
-      <w:r>
-        <w:rPr>
-          <w:rFonts w:ascii="Times New Roman" w:eastAsia="Times New Roman" w:hAnsi="Times New Roman" w:cs="Times New Roman"/>
-          <w:sz w:val="24"/>
-          <w:szCs w:val="24"/>
-          <w:lang w:eastAsia="es-AR"/>
-        </w:rPr>
-        <w:t xml:space="preserve"> </w:t>
-      </w:r>
-      <w:r>
-        <w:rPr>
-          <w:rFonts w:ascii="Times New Roman" w:eastAsia="Times New Roman" w:hAnsi="Times New Roman" w:cs="Times New Roman"/>
-          <w:sz w:val="24"/>
-          <w:szCs w:val="24"/>
-          <w:lang w:eastAsia="es-AR"/>
-        </w:rPr>
-        <w:t>muchos de los componentes son económicos y la estructura será fabricada dentro de la institución.</w:t>
-      </w:r>
-    </w:p>
-    <w:p>
-      <w:pPr>
-        <w:spacing w:after="0" w:line="240" w:lineRule="auto"/>
-        <w:rPr>
-          <w:rFonts w:ascii="Times New Roman" w:eastAsia="Times New Roman" w:hAnsi="Times New Roman" w:cs="Times New Roman"/>
-          <w:sz w:val="24"/>
-          <w:szCs w:val="24"/>
-          <w:lang w:eastAsia="es-AR"/>
-        </w:rPr>
-      </w:pPr>
-      <w:r>
-        <w:rPr>
-          <w:rFonts w:ascii="Times New Roman" w:eastAsia="Times New Roman" w:hAnsi="Times New Roman" w:cs="Times New Roman"/>
-          <w:sz w:val="24"/>
-          <w:szCs w:val="24"/>
-          <w:lang w:eastAsia="es-AR"/>
-        </w:rPr>
-        <w:pict w14:anchorId="4E5BD5D0">
-          <v:rect id="_x0000_i1028" style="width:0;height:1.5pt" o:hralign="center" o:hrstd="t" o:hr="t" fillcolor="#a0a0a0" stroked="f"/>
-        </w:pict>
-      </w:r>
-    </w:p>
-    <w:p>
-      <w:pPr>
-        <w:spacing w:before="100" w:beforeAutospacing="1" w:after="100" w:afterAutospacing="1" w:line="240" w:lineRule="auto"/>
-        <w:outlineLvl w:val="2"/>
+      </w:pPr>
+      <w:r>
         <w:rPr>
           <w:rFonts w:ascii="Times New Roman" w:eastAsia="Times New Roman" w:hAnsi="Times New Roman" w:cs="Times New Roman"/>
           <w:b/>
@@ -1502,8 +1765,127 @@
           <w:szCs w:val="27"/>
           <w:lang w:eastAsia="es-AR"/>
         </w:rPr>
-      </w:pPr>
-      <w:r>
+        <w:t>Estructura</w:t>
+      </w:r>
+    </w:p>
+    <w:p>
+      <w:pPr>
+        <w:spacing w:before="100" w:beforeAutospacing="1" w:after="100" w:afterAutospacing="1" w:line="240" w:lineRule="auto"/>
+        <w:rPr>
+          <w:rFonts w:ascii="Times New Roman" w:eastAsia="Times New Roman" w:hAnsi="Times New Roman" w:cs="Times New Roman"/>
+          <w:sz w:val="24"/>
+          <w:szCs w:val="24"/>
+          <w:lang w:eastAsia="es-AR"/>
+        </w:rPr>
+      </w:pPr>
+      <w:r>
+        <w:rPr>
+          <w:rFonts w:ascii="Times New Roman" w:eastAsia="Times New Roman" w:hAnsi="Times New Roman" w:cs="Times New Roman"/>
+          <w:sz w:val="24"/>
+          <w:szCs w:val="24"/>
+          <w:lang w:eastAsia="es-AR"/>
+        </w:rPr>
+        <w:t>La carcasa y los componentes estructurales serán fabricados mediante impresión 3D utilizando PLA. El diseño buscará ser:</w:t>
+      </w:r>
+    </w:p>
+    <w:p>
+      <w:pPr>
+        <w:numPr>
+          <w:ilvl w:val="0"/>
+          <w:numId w:val="6"/>
+        </w:numPr>
+        <w:spacing w:before="100" w:beforeAutospacing="1" w:after="100" w:afterAutospacing="1" w:line="240" w:lineRule="auto"/>
+        <w:rPr>
+          <w:rFonts w:ascii="Times New Roman" w:eastAsia="Times New Roman" w:hAnsi="Times New Roman" w:cs="Times New Roman"/>
+          <w:sz w:val="24"/>
+          <w:szCs w:val="24"/>
+          <w:lang w:eastAsia="es-AR"/>
+        </w:rPr>
+      </w:pPr>
+      <w:r>
+        <w:rPr>
+          <w:rFonts w:ascii="Times New Roman" w:eastAsia="Times New Roman" w:hAnsi="Times New Roman" w:cs="Times New Roman"/>
+          <w:sz w:val="24"/>
+          <w:szCs w:val="24"/>
+          <w:lang w:eastAsia="es-AR"/>
+        </w:rPr>
+        <w:t xml:space="preserve">Ergonómico </w:t>
+      </w:r>
+    </w:p>
+    <w:p>
+      <w:pPr>
+        <w:numPr>
+          <w:ilvl w:val="0"/>
+          <w:numId w:val="6"/>
+        </w:numPr>
+        <w:spacing w:before="100" w:beforeAutospacing="1" w:after="100" w:afterAutospacing="1" w:line="240" w:lineRule="auto"/>
+        <w:rPr>
+          <w:rFonts w:ascii="Times New Roman" w:eastAsia="Times New Roman" w:hAnsi="Times New Roman" w:cs="Times New Roman"/>
+          <w:sz w:val="24"/>
+          <w:szCs w:val="24"/>
+          <w:lang w:eastAsia="es-AR"/>
+        </w:rPr>
+      </w:pPr>
+      <w:r>
+        <w:rPr>
+          <w:rFonts w:ascii="Times New Roman" w:eastAsia="Times New Roman" w:hAnsi="Times New Roman" w:cs="Times New Roman"/>
+          <w:sz w:val="24"/>
+          <w:szCs w:val="24"/>
+          <w:lang w:eastAsia="es-AR"/>
+        </w:rPr>
+        <w:t xml:space="preserve">Resistente </w:t>
+      </w:r>
+    </w:p>
+    <w:p>
+      <w:pPr>
+        <w:numPr>
+          <w:ilvl w:val="0"/>
+          <w:numId w:val="6"/>
+        </w:numPr>
+        <w:spacing w:before="100" w:beforeAutospacing="1" w:after="100" w:afterAutospacing="1" w:line="240" w:lineRule="auto"/>
+        <w:rPr>
+          <w:rFonts w:ascii="Times New Roman" w:eastAsia="Times New Roman" w:hAnsi="Times New Roman" w:cs="Times New Roman"/>
+          <w:sz w:val="24"/>
+          <w:szCs w:val="24"/>
+          <w:lang w:eastAsia="es-AR"/>
+        </w:rPr>
+      </w:pPr>
+      <w:r>
+        <w:rPr>
+          <w:rFonts w:ascii="Times New Roman" w:eastAsia="Times New Roman" w:hAnsi="Times New Roman" w:cs="Times New Roman"/>
+          <w:sz w:val="24"/>
+          <w:szCs w:val="24"/>
+          <w:lang w:eastAsia="es-AR"/>
+        </w:rPr>
+        <w:t xml:space="preserve">Fácil de ensamblar y reparar </w:t>
+      </w:r>
+    </w:p>
+    <w:p>
+      <w:pPr>
+        <w:spacing w:after="0" w:line="240" w:lineRule="auto"/>
+        <w:rPr>
+          <w:rFonts w:ascii="Times New Roman" w:eastAsia="Times New Roman" w:hAnsi="Times New Roman" w:cs="Times New Roman"/>
+          <w:sz w:val="24"/>
+          <w:szCs w:val="24"/>
+          <w:lang w:eastAsia="es-AR"/>
+        </w:rPr>
+      </w:pPr>
+      <w:r>
+        <w:rPr>
+          <w:rFonts w:ascii="Times New Roman" w:eastAsia="Times New Roman" w:hAnsi="Times New Roman" w:cs="Times New Roman"/>
+          <w:sz w:val="24"/>
+          <w:szCs w:val="24"/>
+          <w:lang w:eastAsia="es-AR"/>
+        </w:rPr>
+        <w:pict w14:anchorId="34266CEC">
+          <v:rect id="_x0000_i1029" style="width:0;height:1.5pt" o:hralign="center" o:hrstd="t" o:hr="t" fillcolor="#a0a0a0" stroked="f"/>
+        </w:pict>
+      </w:r>
+    </w:p>
+    <w:p>
+      <w:pPr>
+        <w:spacing w:before="100" w:beforeAutospacing="1" w:after="100" w:afterAutospacing="1" w:line="240" w:lineRule="auto"/>
+        <w:outlineLvl w:val="2"/>
         <w:rPr>
           <w:rFonts w:ascii="Times New Roman" w:eastAsia="Times New Roman" w:hAnsi="Times New Roman" w:cs="Times New Roman"/>
           <w:b/>
@@ -1512,127 +1894,8 @@
           <w:szCs w:val="27"/>
           <w:lang w:eastAsia="es-AR"/>
         </w:rPr>
-        <w:t>Estructura</w:t>
-      </w:r>
-    </w:p>
-    <w:p>
-      <w:pPr>
-        <w:spacing w:before="100" w:beforeAutospacing="1" w:after="100" w:afterAutospacing="1" w:line="240" w:lineRule="auto"/>
-        <w:rPr>
-          <w:rFonts w:ascii="Times New Roman" w:eastAsia="Times New Roman" w:hAnsi="Times New Roman" w:cs="Times New Roman"/>
-          <w:sz w:val="24"/>
-          <w:szCs w:val="24"/>
-          <w:lang w:eastAsia="es-AR"/>
-        </w:rPr>
-      </w:pPr>
-      <w:r>
-        <w:rPr>
-          <w:rFonts w:ascii="Times New Roman" w:eastAsia="Times New Roman" w:hAnsi="Times New Roman" w:cs="Times New Roman"/>
-          <w:sz w:val="24"/>
-          <w:szCs w:val="24"/>
-          <w:lang w:eastAsia="es-AR"/>
-        </w:rPr>
-        <w:t>La carcasa y los componentes estructurales serán fabricados mediante impresión 3D utilizando PLA. El diseño buscará ser:</w:t>
-      </w:r>
-    </w:p>
-    <w:p>
-      <w:pPr>
-        <w:numPr>
-          <w:ilvl w:val="0"/>
-          <w:numId w:val="6"/>
-        </w:numPr>
-        <w:spacing w:before="100" w:beforeAutospacing="1" w:after="100" w:afterAutospacing="1" w:line="240" w:lineRule="auto"/>
-        <w:rPr>
-          <w:rFonts w:ascii="Times New Roman" w:eastAsia="Times New Roman" w:hAnsi="Times New Roman" w:cs="Times New Roman"/>
-          <w:sz w:val="24"/>
-          <w:szCs w:val="24"/>
-          <w:lang w:eastAsia="es-AR"/>
-        </w:rPr>
-      </w:pPr>
-      <w:r>
-        <w:rPr>
-          <w:rFonts w:ascii="Times New Roman" w:eastAsia="Times New Roman" w:hAnsi="Times New Roman" w:cs="Times New Roman"/>
-          <w:sz w:val="24"/>
-          <w:szCs w:val="24"/>
-          <w:lang w:eastAsia="es-AR"/>
-        </w:rPr>
-        <w:t xml:space="preserve">Ergonómico </w:t>
-      </w:r>
-    </w:p>
-    <w:p>
-      <w:pPr>
-        <w:numPr>
-          <w:ilvl w:val="0"/>
-          <w:numId w:val="6"/>
-        </w:numPr>
-        <w:spacing w:before="100" w:beforeAutospacing="1" w:after="100" w:afterAutospacing="1" w:line="240" w:lineRule="auto"/>
-        <w:rPr>
-          <w:rFonts w:ascii="Times New Roman" w:eastAsia="Times New Roman" w:hAnsi="Times New Roman" w:cs="Times New Roman"/>
-          <w:sz w:val="24"/>
-          <w:szCs w:val="24"/>
-          <w:lang w:eastAsia="es-AR"/>
-        </w:rPr>
-      </w:pPr>
-      <w:r>
-        <w:rPr>
-          <w:rFonts w:ascii="Times New Roman" w:eastAsia="Times New Roman" w:hAnsi="Times New Roman" w:cs="Times New Roman"/>
-          <w:sz w:val="24"/>
-          <w:szCs w:val="24"/>
-          <w:lang w:eastAsia="es-AR"/>
-        </w:rPr>
-        <w:t xml:space="preserve">Resistente </w:t>
-      </w:r>
-    </w:p>
-    <w:p>
-      <w:pPr>
-        <w:numPr>
-          <w:ilvl w:val="0"/>
-          <w:numId w:val="6"/>
-        </w:numPr>
-        <w:spacing w:before="100" w:beforeAutospacing="1" w:after="100" w:afterAutospacing="1" w:line="240" w:lineRule="auto"/>
-        <w:rPr>
-          <w:rFonts w:ascii="Times New Roman" w:eastAsia="Times New Roman" w:hAnsi="Times New Roman" w:cs="Times New Roman"/>
-          <w:sz w:val="24"/>
-          <w:szCs w:val="24"/>
-          <w:lang w:eastAsia="es-AR"/>
-        </w:rPr>
-      </w:pPr>
-      <w:r>
-        <w:rPr>
-          <w:rFonts w:ascii="Times New Roman" w:eastAsia="Times New Roman" w:hAnsi="Times New Roman" w:cs="Times New Roman"/>
-          <w:sz w:val="24"/>
-          <w:szCs w:val="24"/>
-          <w:lang w:eastAsia="es-AR"/>
-        </w:rPr>
-        <w:t xml:space="preserve">Fácil de ensamblar y reparar </w:t>
-      </w:r>
-    </w:p>
-    <w:p>
-      <w:pPr>
-        <w:spacing w:after="0" w:line="240" w:lineRule="auto"/>
-        <w:rPr>
-          <w:rFonts w:ascii="Times New Roman" w:eastAsia="Times New Roman" w:hAnsi="Times New Roman" w:cs="Times New Roman"/>
-          <w:sz w:val="24"/>
-          <w:szCs w:val="24"/>
-          <w:lang w:eastAsia="es-AR"/>
-        </w:rPr>
-      </w:pPr>
-      <w:r>
-        <w:rPr>
-          <w:rFonts w:ascii="Times New Roman" w:eastAsia="Times New Roman" w:hAnsi="Times New Roman" w:cs="Times New Roman"/>
-          <w:sz w:val="24"/>
-          <w:szCs w:val="24"/>
-          <w:lang w:eastAsia="es-AR"/>
-        </w:rPr>
-        <w:pict w14:anchorId="34266CEC">
-          <v:rect id="_x0000_i1029" style="width:0;height:1.5pt" o:hralign="center" o:hrstd="t" o:hr="t" fillcolor="#a0a0a0" stroked="f"/>
-        </w:pict>
-      </w:r>
-    </w:p>
-    <w:p>
-      <w:pPr>
-        <w:spacing w:before="100" w:beforeAutospacing="1" w:after="100" w:afterAutospacing="1" w:line="240" w:lineRule="auto"/>
-        <w:outlineLvl w:val="2"/>
+      </w:pPr>
+      <w:r>
         <w:rPr>
           <w:rFonts w:ascii="Times New Roman" w:eastAsia="Times New Roman" w:hAnsi="Times New Roman" w:cs="Times New Roman"/>
           <w:b/>
@@ -1641,16 +1904,6 @@
           <w:szCs w:val="27"/>
           <w:lang w:eastAsia="es-AR"/>
         </w:rPr>
-      </w:pPr>
-      <w:r>
-        <w:rPr>
-          <w:rFonts w:ascii="Times New Roman" w:eastAsia="Times New Roman" w:hAnsi="Times New Roman" w:cs="Times New Roman"/>
-          <w:b/>
-          <w:bCs/>
-          <w:sz w:val="27"/>
-          <w:szCs w:val="27"/>
-          <w:lang w:eastAsia="es-AR"/>
-        </w:rPr>
         <w:t>Adquisición de materiales</w:t>
       </w:r>
     </w:p>
@@ -1681,7 +1934,25 @@
           <w:lang w:eastAsia="es-AR"/>
         </w:rPr>
         <w:br/>
-        <w:t>La impresora 3D será provista por la institución, ya que su adquisición individual resulta económicamente inviable.</w:t>
+        <w:t xml:space="preserve">La impresora 3D </w:t>
+      </w:r>
+      <w:r>
+        <w:rPr>
+          <w:rFonts w:ascii="Times New Roman" w:eastAsia="Times New Roman" w:hAnsi="Times New Roman" w:cs="Times New Roman"/>
+          <w:sz w:val="24"/>
+          <w:szCs w:val="24"/>
+          <w:lang w:eastAsia="es-AR"/>
+        </w:rPr>
+        <w:t xml:space="preserve">se planea que sea </w:t>
+      </w:r>
+      <w:r>
+        <w:rPr>
+          <w:rFonts w:ascii="Times New Roman" w:eastAsia="Times New Roman" w:hAnsi="Times New Roman" w:cs="Times New Roman"/>
+          <w:sz w:val="24"/>
+          <w:szCs w:val="24"/>
+          <w:lang w:eastAsia="es-AR"/>
+        </w:rPr>
+        <w:t>provista por la institución, ya que su adquisición individual resulta económicamente inviable.</w:t>
       </w:r>
     </w:p>
     <w:p>
@@ -1694,8 +1965,8 @@
       </w:pPr>
     </w:p>
     <w:sectPr>
-      <w:headerReference w:type="default" r:id="rId13"/>
-      <w:footerReference w:type="default" r:id="rId14"/>
+      <w:headerReference w:type="default" r:id="rId14"/>
+      <w:footerReference w:type="default" r:id="rId15"/>
       <w:pgSz w:w="11906" w:h="16838"/>
       <w:pgMar w:top="1417" w:right="1701" w:bottom="1417" w:left="1701" w:header="708" w:footer="708" w:gutter="0"/>
       <w:cols w:space="708"/>
@@ -1706,7 +1977,7 @@
 </file>
 
 <file path=word/endnotes.xml><?xml version="1.0" encoding="utf-8"?>
-<w:endnotes xmlns:wpc="http://schemas.microsoft.com/office/word/2010/wordprocessingCanvas" xmlns:cx="http://schemas.microsoft.com/office/drawing/2014/chartex" xmlns:cx1="http://schemas.microsoft.com/office/drawing/2015/9/8/chartex" xmlns:cx2="http://schemas.microsoft.com/office/drawing/2015/10/21/chartex" xmlns:cx3="http://schemas.microsoft.com/office/drawing/2016/5/9/chartex" xmlns:cx4="http://schemas.microsoft.com/office/drawing/2016/5/10/chartex" xmlns:cx5="http://schemas.microsoft.com/office/drawing/2016/5/11/chartex" xmlns:cx6="http://schemas.microsoft.com/office/drawing/2016/5/12/chartex" xmlns:cx7="http://schemas.microsoft.com/office/drawing/2016/5/13/chartex" xmlns:cx8="http://schemas.microsoft.com/office/drawing/2016/5/14/chartex" xmlns:mc="http://schemas.openxmlformats.org/markup-compatibility/2006" xmlns:aink="http://schemas.microsoft.com/office/drawing/2016/ink" xmlns:am3d="http://schemas.microsoft.com/office/drawing/2017/model3d" xmlns:o="urn:schemas-microsoft-com:office:office" xmlns:r="http://schemas.openxmlformats.org/officeDocument/2006/relationships" xmlns:m="http://schemas.openxmlformats.org/officeDocument/2006/math" xmlns:v="urn:schemas-microsoft-com:vml" xmlns:wp14="http://schemas.microsoft.com/office/word/2010/wordprocessingDrawing" xmlns:wp="http://schemas.openxmlformats.org/drawingml/2006/wordprocessingDrawing" xmlns:w10="urn:schemas-microsoft-com:office:word" xmlns:w="http://schemas.openxmlformats.org/wordprocessingml/2006/main" xmlns:w14="http://schemas.microsoft.com/office/word/2010/wordml" xmlns:w15="http://schemas.microsoft.com/office/word/2012/wordml" xmlns:w16cid="http://schemas.microsoft.com/office/word/2016/wordml/cid" xmlns:w16se="http://schemas.microsoft.com/office/word/2015/wordml/symex" xmlns:wpg="http://schemas.microsoft.com/office/word/2010/wordprocessingGroup" xmlns:wpi="http://schemas.microsoft.com/office/word/2010/wordprocessingInk" xmlns:wne="http://schemas.microsoft.com/office/word/2006/wordml" xmlns:wps="http://schemas.microsoft.com/office/word/2010/wordprocessingShape" mc:Ignorable="w14 w15 w16se w16cid wp14">
+<w:endnotes xmlns:wpc="http://schemas.microsoft.com/office/word/2010/wordprocessingCanvas" xmlns:cx="http://schemas.microsoft.com/office/drawing/2014/chartex" xmlns:cx1="http://schemas.microsoft.com/office/drawing/2015/9/8/chartex" xmlns:cx2="http://schemas.microsoft.com/office/drawing/2015/10/21/chartex" xmlns:cx3="http://schemas.microsoft.com/office/drawing/2016/5/9/chartex" xmlns:cx4="http://schemas.microsoft.com/office/drawing/2016/5/10/chartex" xmlns:cx5="http://schemas.microsoft.com/office/drawing/2016/5/11/chartex" xmlns:cx6="http://schemas.microsoft.com/office/drawing/2016/5/12/chartex" xmlns:cx7="http://schemas.microsoft.com/office/drawing/2016/5/13/chartex" xmlns:cx8="http://schemas.microsoft.com/office/drawing/2016/5/14/chartex" xmlns:mc="http://schemas.openxmlformats.org/markup-compatibility/2006" xmlns:aink="http://schemas.microsoft.com/office/drawing/2016/ink" xmlns:am3d="http://schemas.microsoft.com/office/drawing/2017/model3d" xmlns:o="urn:schemas-microsoft-com:office:office" xmlns:oel="http://schemas.microsoft.com/office/2019/extlst" xmlns:r="http://schemas.openxmlformats.org/officeDocument/2006/relationships" xmlns:m="http://schemas.openxmlformats.org/officeDocument/2006/math" xmlns:v="urn:schemas-microsoft-com:vml" xmlns:wp14="http://schemas.microsoft.com/office/word/2010/wordprocessingDrawing" xmlns:wp="http://schemas.openxmlformats.org/drawingml/2006/wordprocessingDrawing" xmlns:w10="urn:schemas-microsoft-com:office:word" xmlns:w="http://schemas.openxmlformats.org/wordprocessingml/2006/main" xmlns:w14="http://schemas.microsoft.com/office/word/2010/wordml" xmlns:w15="http://schemas.microsoft.com/office/word/2012/wordml" xmlns:w16cex="http://schemas.microsoft.com/office/word/2018/wordml/cex" xmlns:w16cid="http://schemas.microsoft.com/office/word/2016/wordml/cid" xmlns:w16="http://schemas.microsoft.com/office/word/2018/wordml" xmlns:w16du="http://schemas.microsoft.com/office/word/2023/wordml/word16du" xmlns:w16sdtdh="http://schemas.microsoft.com/office/word/2020/wordml/sdtdatahash" xmlns:w16sdtfl="http://schemas.microsoft.com/office/word/2024/wordml/sdtformatlock" xmlns:w16se="http://schemas.microsoft.com/office/word/2015/wordml/symex" xmlns:wpg="http://schemas.microsoft.com/office/word/2010/wordprocessingGroup" xmlns:wpi="http://schemas.microsoft.com/office/word/2010/wordprocessingInk" xmlns:wne="http://schemas.microsoft.com/office/word/2006/wordml" xmlns:wps="http://schemas.microsoft.com/office/word/2010/wordprocessingShape" mc:Ignorable="w14 w15 w16se w16cid w16 w16cex w16sdtdh w16sdtfl w16du wp14">
   <w:endnote w:type="separator" w:id="-1">
     <w:p>
       <w:pPr>
@@ -1731,7 +2002,7 @@
 </file>
 
 <file path=word/footer1.xml><?xml version="1.0" encoding="utf-8"?>
-<w:ftr xmlns:wpc="http://schemas.microsoft.com/office/word/2010/wordprocessingCanvas" xmlns:cx="http://schemas.microsoft.com/office/drawing/2014/chartex" xmlns:cx1="http://schemas.microsoft.com/office/drawing/2015/9/8/chartex" xmlns:cx2="http://schemas.microsoft.com/office/drawing/2015/10/21/chartex" xmlns:cx3="http://schemas.microsoft.com/office/drawing/2016/5/9/chartex" xmlns:cx4="http://schemas.microsoft.com/office/drawing/2016/5/10/chartex" xmlns:cx5="http://schemas.microsoft.com/office/drawing/2016/5/11/chartex" xmlns:cx6="http://schemas.microsoft.com/office/drawing/2016/5/12/chartex" xmlns:cx7="http://schemas.microsoft.com/office/drawing/2016/5/13/chartex" xmlns:cx8="http://schemas.microsoft.com/office/drawing/2016/5/14/chartex" xmlns:mc="http://schemas.openxmlformats.org/markup-compatibility/2006" xmlns:aink="http://schemas.microsoft.com/office/drawing/2016/ink" xmlns:am3d="http://schemas.microsoft.com/office/drawing/2017/model3d" xmlns:o="urn:schemas-microsoft-com:office:office" xmlns:r="http://schemas.openxmlformats.org/officeDocument/2006/relationships" xmlns:m="http://schemas.openxmlformats.org/officeDocument/2006/math" xmlns:v="urn:schemas-microsoft-com:vml" xmlns:wp14="http://schemas.microsoft.com/office/word/2010/wordprocessingDrawing" xmlns:wp="http://schemas.openxmlformats.org/drawingml/2006/wordprocessingDrawing" xmlns:w10="urn:schemas-microsoft-com:office:word" xmlns:w="http://schemas.openxmlformats.org/wordprocessingml/2006/main" xmlns:w14="http://schemas.microsoft.com/office/word/2010/wordml" xmlns:w15="http://schemas.microsoft.com/office/word/2012/wordml" xmlns:w16cid="http://schemas.microsoft.com/office/word/2016/wordml/cid" xmlns:w16se="http://schemas.microsoft.com/office/word/2015/wordml/symex" xmlns:wpg="http://schemas.microsoft.com/office/word/2010/wordprocessingGroup" xmlns:wpi="http://schemas.microsoft.com/office/word/2010/wordprocessingInk" xmlns:wne="http://schemas.microsoft.com/office/word/2006/wordml" xmlns:wps="http://schemas.microsoft.com/office/word/2010/wordprocessingShape" mc:Ignorable="w14 w15 w16se w16cid wp14">
+<w:ftr xmlns:wpc="http://schemas.microsoft.com/office/word/2010/wordprocessingCanvas" xmlns:cx="http://schemas.microsoft.com/office/drawing/2014/chartex" xmlns:cx1="http://schemas.microsoft.com/office/drawing/2015/9/8/chartex" xmlns:cx2="http://schemas.microsoft.com/office/drawing/2015/10/21/chartex" xmlns:cx3="http://schemas.microsoft.com/office/drawing/2016/5/9/chartex" xmlns:cx4="http://schemas.microsoft.com/office/drawing/2016/5/10/chartex" xmlns:cx5="http://schemas.microsoft.com/office/drawing/2016/5/11/chartex" xmlns:cx6="http://schemas.microsoft.com/office/drawing/2016/5/12/chartex" xmlns:cx7="http://schemas.microsoft.com/office/drawing/2016/5/13/chartex" xmlns:cx8="http://schemas.microsoft.com/office/drawing/2016/5/14/chartex" xmlns:mc="http://schemas.openxmlformats.org/markup-compatibility/2006" xmlns:aink="http://schemas.microsoft.com/office/drawing/2016/ink" xmlns:am3d="http://schemas.microsoft.com/office/drawing/2017/model3d" xmlns:o="urn:schemas-microsoft-com:office:office" xmlns:oel="http://schemas.microsoft.com/office/2019/extlst" xmlns:r="http://schemas.openxmlformats.org/officeDocument/2006/relationships" xmlns:m="http://schemas.openxmlformats.org/officeDocument/2006/math" xmlns:v="urn:schemas-microsoft-com:vml" xmlns:wp14="http://schemas.microsoft.com/office/word/2010/wordprocessingDrawing" xmlns:wp="http://schemas.openxmlformats.org/drawingml/2006/wordprocessingDrawing" xmlns:w10="urn:schemas-microsoft-com:office:word" xmlns:w="http://schemas.openxmlformats.org/wordprocessingml/2006/main" xmlns:w14="http://schemas.microsoft.com/office/word/2010/wordml" xmlns:w15="http://schemas.microsoft.com/office/word/2012/wordml" xmlns:w16cex="http://schemas.microsoft.com/office/word/2018/wordml/cex" xmlns:w16cid="http://schemas.microsoft.com/office/word/2016/wordml/cid" xmlns:w16="http://schemas.microsoft.com/office/word/2018/wordml" xmlns:w16du="http://schemas.microsoft.com/office/word/2023/wordml/word16du" xmlns:w16sdtdh="http://schemas.microsoft.com/office/word/2020/wordml/sdtdatahash" xmlns:w16sdtfl="http://schemas.microsoft.com/office/word/2024/wordml/sdtformatlock" xmlns:w16se="http://schemas.microsoft.com/office/word/2015/wordml/symex" xmlns:wpg="http://schemas.microsoft.com/office/word/2010/wordprocessingGroup" xmlns:wpi="http://schemas.microsoft.com/office/word/2010/wordprocessingInk" xmlns:wne="http://schemas.microsoft.com/office/word/2006/wordml" xmlns:wps="http://schemas.microsoft.com/office/word/2010/wordprocessingShape" mc:Ignorable="w14 w15 w16se w16cid w16 w16cex w16sdtdh w16sdtfl w16du wp14">
   <w:p>
     <w:pPr>
       <w:pStyle w:val="Piedepgina"/>
@@ -1812,7 +2083,7 @@
             </wp:anchor>
           </w:drawing>
         </mc:Choice>
-        <mc:Fallback xmlns:w16sdtfl="http://schemas.microsoft.com/office/word/2024/wordml/sdtformatlock" xmlns:w16sdtdh="http://schemas.microsoft.com/office/word/2020/wordml/sdtdatahash" xmlns:w16du="http://schemas.microsoft.com/office/word/2023/wordml/word16du" xmlns:w16="http://schemas.microsoft.com/office/word/2018/wordml" xmlns:w16cex="http://schemas.microsoft.com/office/word/2018/wordml/cex" xmlns:oel="http://schemas.microsoft.com/office/2019/extlst">
+        <mc:Fallback>
           <w:pict>
             <v:rect w14:anchorId="03B6FFE3" id="Rectángulo 452" o:spid="_x0000_s1026" style="position:absolute;margin-left:0;margin-top:0;width:579.9pt;height:750.3pt;z-index:251659264;visibility:visible;mso-wrap-style:square;mso-width-percent:950;mso-height-percent:950;mso-wrap-distance-left:9pt;mso-wrap-distance-top:0;mso-wrap-distance-right:9pt;mso-wrap-distance-bottom:0;mso-position-horizontal:center;mso-position-horizontal-relative:page;mso-position-vertical:center;mso-position-vertical-relative:page;mso-width-percent:950;mso-height-percent:950;mso-width-relative:page;mso-height-relative:page;v-text-anchor:middle" o:gfxdata="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" filled="f" strokecolor="#747070 [1614]" strokeweight="1.25pt">
               <w10:wrap anchorx="page" anchory="page"/>
@@ -1888,7 +2159,7 @@
 </file>
 
 <file path=word/footnotes.xml><?xml version="1.0" encoding="utf-8"?>
-<w:footnotes xmlns:wpc="http://schemas.microsoft.com/office/word/2010/wordprocessingCanvas" xmlns:cx="http://schemas.microsoft.com/office/drawing/2014/chartex" xmlns:cx1="http://schemas.microsoft.com/office/drawing/2015/9/8/chartex" xmlns:cx2="http://schemas.microsoft.com/office/drawing/2015/10/21/chartex" xmlns:cx3="http://schemas.microsoft.com/office/drawing/2016/5/9/chartex" xmlns:cx4="http://schemas.microsoft.com/office/drawing/2016/5/10/chartex" xmlns:cx5="http://schemas.microsoft.com/office/drawing/2016/5/11/chartex" xmlns:cx6="http://schemas.microsoft.com/office/drawing/2016/5/12/chartex" xmlns:cx7="http://schemas.microsoft.com/office/drawing/2016/5/13/chartex" xmlns:cx8="http://schemas.microsoft.com/office/drawing/2016/5/14/chartex" xmlns:mc="http://schemas.openxmlformats.org/markup-compatibility/2006" xmlns:aink="http://schemas.microsoft.com/office/drawing/2016/ink" xmlns:am3d="http://schemas.microsoft.com/office/drawing/2017/model3d" xmlns:o="urn:schemas-microsoft-com:office:office" xmlns:r="http://schemas.openxmlformats.org/officeDocument/2006/relationships" xmlns:m="http://schemas.openxmlformats.org/officeDocument/2006/math" xmlns:v="urn:schemas-microsoft-com:vml" xmlns:wp14="http://schemas.microsoft.com/office/word/2010/wordprocessingDrawing" xmlns:wp="http://schemas.openxmlformats.org/drawingml/2006/wordprocessingDrawing" xmlns:w10="urn:schemas-microsoft-com:office:word" xmlns:w="http://schemas.openxmlformats.org/wordprocessingml/2006/main" xmlns:w14="http://schemas.microsoft.com/office/word/2010/wordml" xmlns:w15="http://schemas.microsoft.com/office/word/2012/wordml" xmlns:w16cid="http://schemas.microsoft.com/office/word/2016/wordml/cid" xmlns:w16se="http://schemas.microsoft.com/office/word/2015/wordml/symex" xmlns:wpg="http://schemas.microsoft.com/office/word/2010/wordprocessingGroup" xmlns:wpi="http://schemas.microsoft.com/office/word/2010/wordprocessingInk" xmlns:wne="http://schemas.microsoft.com/office/word/2006/wordml" xmlns:wps="http://schemas.microsoft.com/office/word/2010/wordprocessingShape" mc:Ignorable="w14 w15 w16se w16cid wp14">
+<w:footnotes xmlns:wpc="http://schemas.microsoft.com/office/word/2010/wordprocessingCanvas" xmlns:cx="http://schemas.microsoft.com/office/drawing/2014/chartex" xmlns:cx1="http://schemas.microsoft.com/office/drawing/2015/9/8/chartex" xmlns:cx2="http://schemas.microsoft.com/office/drawing/2015/10/21/chartex" xmlns:cx3="http://schemas.microsoft.com/office/drawing/2016/5/9/chartex" xmlns:cx4="http://schemas.microsoft.com/office/drawing/2016/5/10/chartex" xmlns:cx5="http://schemas.microsoft.com/office/drawing/2016/5/11/chartex" xmlns:cx6="http://schemas.microsoft.com/office/drawing/2016/5/12/chartex" xmlns:cx7="http://schemas.microsoft.com/office/drawing/2016/5/13/chartex" xmlns:cx8="http://schemas.microsoft.com/office/drawing/2016/5/14/chartex" xmlns:mc="http://schemas.openxmlformats.org/markup-compatibility/2006" xmlns:aink="http://schemas.microsoft.com/office/drawing/2016/ink" xmlns:am3d="http://schemas.microsoft.com/office/drawing/2017/model3d" xmlns:o="urn:schemas-microsoft-com:office:office" xmlns:oel="http://schemas.microsoft.com/office/2019/extlst" xmlns:r="http://schemas.openxmlformats.org/officeDocument/2006/relationships" xmlns:m="http://schemas.openxmlformats.org/officeDocument/2006/math" xmlns:v="urn:schemas-microsoft-com:vml" xmlns:wp14="http://schemas.microsoft.com/office/word/2010/wordprocessingDrawing" xmlns:wp="http://schemas.openxmlformats.org/drawingml/2006/wordprocessingDrawing" xmlns:w10="urn:schemas-microsoft-com:office:word" xmlns:w="http://schemas.openxmlformats.org/wordprocessingml/2006/main" xmlns:w14="http://schemas.microsoft.com/office/word/2010/wordml" xmlns:w15="http://schemas.microsoft.com/office/word/2012/wordml" xmlns:w16cex="http://schemas.microsoft.com/office/word/2018/wordml/cex" xmlns:w16cid="http://schemas.microsoft.com/office/word/2016/wordml/cid" xmlns:w16="http://schemas.microsoft.com/office/word/2018/wordml" xmlns:w16du="http://schemas.microsoft.com/office/word/2023/wordml/word16du" xmlns:w16sdtdh="http://schemas.microsoft.com/office/word/2020/wordml/sdtdatahash" xmlns:w16sdtfl="http://schemas.microsoft.com/office/word/2024/wordml/sdtformatlock" xmlns:w16se="http://schemas.microsoft.com/office/word/2015/wordml/symex" xmlns:wpg="http://schemas.microsoft.com/office/word/2010/wordprocessingGroup" xmlns:wpi="http://schemas.microsoft.com/office/word/2010/wordprocessingInk" xmlns:wne="http://schemas.microsoft.com/office/word/2006/wordml" xmlns:wps="http://schemas.microsoft.com/office/word/2010/wordprocessingShape" mc:Ignorable="w14 w15 w16se w16cid w16 w16cex w16sdtdh w16sdtfl w16du wp14">
   <w:footnote w:type="separator" w:id="-1">
     <w:p>
       <w:pPr>
@@ -1913,7 +2184,7 @@
 </file>
 
 <file path=word/header1.xml><?xml version="1.0" encoding="utf-8"?>
-<w:hdr xmlns:wpc="http://schemas.microsoft.com/office/word/2010/wordprocessingCanvas" xmlns:cx="http://schemas.microsoft.com/office/drawing/2014/chartex" xmlns:cx1="http://schemas.microsoft.com/office/drawing/2015/9/8/chartex" xmlns:cx2="http://schemas.microsoft.com/office/drawing/2015/10/21/chartex" xmlns:cx3="http://schemas.microsoft.com/office/drawing/2016/5/9/chartex" xmlns:cx4="http://schemas.microsoft.com/office/drawing/2016/5/10/chartex" xmlns:cx5="http://schemas.microsoft.com/office/drawing/2016/5/11/chartex" xmlns:cx6="http://schemas.microsoft.com/office/drawing/2016/5/12/chartex" xmlns:cx7="http://schemas.microsoft.com/office/drawing/2016/5/13/chartex" xmlns:cx8="http://schemas.microsoft.com/office/drawing/2016/5/14/chartex" xmlns:mc="http://schemas.openxmlformats.org/markup-compatibility/2006" xmlns:aink="http://schemas.microsoft.com/office/drawing/2016/ink" xmlns:am3d="http://schemas.microsoft.com/office/drawing/2017/model3d" xmlns:o="urn:schemas-microsoft-com:office:office" xmlns:r="http://schemas.openxmlformats.org/officeDocument/2006/relationships" xmlns:m="http://schemas.openxmlformats.org/officeDocument/2006/math" xmlns:v="urn:schemas-microsoft-com:vml" xmlns:wp14="http://schemas.microsoft.com/office/word/2010/wordprocessingDrawing" xmlns:wp="http://schemas.openxmlformats.org/drawingml/2006/wordprocessingDrawing" xmlns:w10="urn:schemas-microsoft-com:office:word" xmlns:w="http://schemas.openxmlformats.org/wordprocessingml/2006/main" xmlns:w14="http://schemas.microsoft.com/office/word/2010/wordml" xmlns:w15="http://schemas.microsoft.com/office/word/2012/wordml" xmlns:w16cid="http://schemas.microsoft.com/office/word/2016/wordml/cid" xmlns:w16se="http://schemas.microsoft.com/office/word/2015/wordml/symex" xmlns:wpg="http://schemas.microsoft.com/office/word/2010/wordprocessingGroup" xmlns:wpi="http://schemas.microsoft.com/office/word/2010/wordprocessingInk" xmlns:wne="http://schemas.microsoft.com/office/word/2006/wordml" xmlns:wps="http://schemas.microsoft.com/office/word/2010/wordprocessingShape" mc:Ignorable="w14 w15 w16se w16cid wp14">
+<w:hdr xmlns:wpc="http://schemas.microsoft.com/office/word/2010/wordprocessingCanvas" xmlns:cx="http://schemas.microsoft.com/office/drawing/2014/chartex" xmlns:cx1="http://schemas.microsoft.com/office/drawing/2015/9/8/chartex" xmlns:cx2="http://schemas.microsoft.com/office/drawing/2015/10/21/chartex" xmlns:cx3="http://schemas.microsoft.com/office/drawing/2016/5/9/chartex" xmlns:cx4="http://schemas.microsoft.com/office/drawing/2016/5/10/chartex" xmlns:cx5="http://schemas.microsoft.com/office/drawing/2016/5/11/chartex" xmlns:cx6="http://schemas.microsoft.com/office/drawing/2016/5/12/chartex" xmlns:cx7="http://schemas.microsoft.com/office/drawing/2016/5/13/chartex" xmlns:cx8="http://schemas.microsoft.com/office/drawing/2016/5/14/chartex" xmlns:mc="http://schemas.openxmlformats.org/markup-compatibility/2006" xmlns:aink="http://schemas.microsoft.com/office/drawing/2016/ink" xmlns:am3d="http://schemas.microsoft.com/office/drawing/2017/model3d" xmlns:o="urn:schemas-microsoft-com:office:office" xmlns:oel="http://schemas.microsoft.com/office/2019/extlst" xmlns:r="http://schemas.openxmlformats.org/officeDocument/2006/relationships" xmlns:m="http://schemas.openxmlformats.org/officeDocument/2006/math" xmlns:v="urn:schemas-microsoft-com:vml" xmlns:wp14="http://schemas.microsoft.com/office/word/2010/wordprocessingDrawing" xmlns:wp="http://schemas.openxmlformats.org/drawingml/2006/wordprocessingDrawing" xmlns:w10="urn:schemas-microsoft-com:office:word" xmlns:w="http://schemas.openxmlformats.org/wordprocessingml/2006/main" xmlns:w14="http://schemas.microsoft.com/office/word/2010/wordml" xmlns:w15="http://schemas.microsoft.com/office/word/2012/wordml" xmlns:w16cex="http://schemas.microsoft.com/office/word/2018/wordml/cex" xmlns:w16cid="http://schemas.microsoft.com/office/word/2016/wordml/cid" xmlns:w16="http://schemas.microsoft.com/office/word/2018/wordml" xmlns:w16du="http://schemas.microsoft.com/office/word/2023/wordml/word16du" xmlns:w16sdtdh="http://schemas.microsoft.com/office/word/2020/wordml/sdtdatahash" xmlns:w16sdtfl="http://schemas.microsoft.com/office/word/2024/wordml/sdtformatlock" xmlns:w16se="http://schemas.microsoft.com/office/word/2015/wordml/symex" xmlns:wpg="http://schemas.microsoft.com/office/word/2010/wordprocessingGroup" xmlns:wpi="http://schemas.microsoft.com/office/word/2010/wordprocessingInk" xmlns:wne="http://schemas.microsoft.com/office/word/2006/wordml" xmlns:wps="http://schemas.microsoft.com/office/word/2010/wordprocessingShape" mc:Ignorable="w14 w15 w16se w16cid w16 w16cex w16sdtdh w16sdtfl w16du wp14">
   <w:p>
     <w:pPr>
       <w:pStyle w:val="Encabezado"/>
@@ -1980,7 +2251,7 @@
 </file>
 
 <file path=word/numbering.xml><?xml version="1.0" encoding="utf-8"?>
-<w:numbering xmlns:wpc="http://schemas.microsoft.com/office/word/2010/wordprocessingCanvas" xmlns:cx="http://schemas.microsoft.com/office/drawing/2014/chartex" xmlns:cx1="http://schemas.microsoft.com/office/drawing/2015/9/8/chartex" xmlns:cx2="http://schemas.microsoft.com/office/drawing/2015/10/21/chartex" xmlns:cx3="http://schemas.microsoft.com/office/drawing/2016/5/9/chartex" xmlns:cx4="http://schemas.microsoft.com/office/drawing/2016/5/10/chartex" xmlns:cx5="http://schemas.microsoft.com/office/drawing/2016/5/11/chartex" xmlns:cx6="http://schemas.microsoft.com/office/drawing/2016/5/12/chartex" xmlns:cx7="http://schemas.microsoft.com/office/drawing/2016/5/13/chartex" xmlns:cx8="http://schemas.microsoft.com/office/drawing/2016/5/14/chartex" xmlns:mc="http://schemas.openxmlformats.org/markup-compatibility/2006" xmlns:aink="http://schemas.microsoft.com/office/drawing/2016/ink" xmlns:am3d="http://schemas.microsoft.com/office/drawing/2017/model3d" xmlns:o="urn:schemas-microsoft-com:office:office" xmlns:r="http://schemas.openxmlformats.org/officeDocument/2006/relationships" xmlns:m="http://schemas.openxmlformats.org/officeDocument/2006/math" xmlns:v="urn:schemas-microsoft-com:vml" xmlns:wp14="http://schemas.microsoft.com/office/word/2010/wordprocessingDrawing" xmlns:wp="http://schemas.openxmlformats.org/drawingml/2006/wordprocessingDrawing" xmlns:w10="urn:schemas-microsoft-com:office:word" xmlns:w="http://schemas.openxmlformats.org/wordprocessingml/2006/main" xmlns:w14="http://schemas.microsoft.com/office/word/2010/wordml" xmlns:w15="http://schemas.microsoft.com/office/word/2012/wordml" xmlns:w16cid="http://schemas.microsoft.com/office/word/2016/wordml/cid" xmlns:w16se="http://schemas.microsoft.com/office/word/2015/wordml/symex" xmlns:wpg="http://schemas.microsoft.com/office/word/2010/wordprocessingGroup" xmlns:wpi="http://schemas.microsoft.com/office/word/2010/wordprocessingInk" xmlns:wne="http://schemas.microsoft.com/office/word/2006/wordml" xmlns:wps="http://schemas.microsoft.com/office/word/2010/wordprocessingShape" mc:Ignorable="w14 w15 w16se w16cid wp14">
+<w:numbering xmlns:wpc="http://schemas.microsoft.com/office/word/2010/wordprocessingCanvas" xmlns:cx="http://schemas.microsoft.com/office/drawing/2014/chartex" xmlns:cx1="http://schemas.microsoft.com/office/drawing/2015/9/8/chartex" xmlns:cx2="http://schemas.microsoft.com/office/drawing/2015/10/21/chartex" xmlns:cx3="http://schemas.microsoft.com/office/drawing/2016/5/9/chartex" xmlns:cx4="http://schemas.microsoft.com/office/drawing/2016/5/10/chartex" xmlns:cx5="http://schemas.microsoft.com/office/drawing/2016/5/11/chartex" xmlns:cx6="http://schemas.microsoft.com/office/drawing/2016/5/12/chartex" xmlns:cx7="http://schemas.microsoft.com/office/drawing/2016/5/13/chartex" xmlns:cx8="http://schemas.microsoft.com/office/drawing/2016/5/14/chartex" xmlns:mc="http://schemas.openxmlformats.org/markup-compatibility/2006" xmlns:aink="http://schemas.microsoft.com/office/drawing/2016/ink" xmlns:am3d="http://schemas.microsoft.com/office/drawing/2017/model3d" xmlns:o="urn:schemas-microsoft-com:office:office" xmlns:oel="http://schemas.microsoft.com/office/2019/extlst" xmlns:r="http://schemas.openxmlformats.org/officeDocument/2006/relationships" xmlns:m="http://schemas.openxmlformats.org/officeDocument/2006/math" xmlns:v="urn:schemas-microsoft-com:vml" xmlns:wp14="http://schemas.microsoft.com/office/word/2010/wordprocessingDrawing" xmlns:wp="http://schemas.openxmlformats.org/drawingml/2006/wordprocessingDrawing" xmlns:w10="urn:schemas-microsoft-com:office:word" xmlns:w="http://schemas.openxmlformats.org/wordprocessingml/2006/main" xmlns:w14="http://schemas.microsoft.com/office/word/2010/wordml" xmlns:w15="http://schemas.microsoft.com/office/word/2012/wordml" xmlns:w16cex="http://schemas.microsoft.com/office/word/2018/wordml/cex" xmlns:w16cid="http://schemas.microsoft.com/office/word/2016/wordml/cid" xmlns:w16="http://schemas.microsoft.com/office/word/2018/wordml" xmlns:w16du="http://schemas.microsoft.com/office/word/2023/wordml/word16du" xmlns:w16sdtdh="http://schemas.microsoft.com/office/word/2020/wordml/sdtdatahash" xmlns:w16sdtfl="http://schemas.microsoft.com/office/word/2024/wordml/sdtformatlock" xmlns:w16se="http://schemas.microsoft.com/office/word/2015/wordml/symex" xmlns:wpg="http://schemas.microsoft.com/office/word/2010/wordprocessingGroup" xmlns:wpi="http://schemas.microsoft.com/office/word/2010/wordprocessingInk" xmlns:wne="http://schemas.microsoft.com/office/word/2006/wordml" xmlns:wps="http://schemas.microsoft.com/office/word/2010/wordprocessingShape" mc:Ignorable="w14 w15 w16se w16cid w16 w16cex w16sdtdh w16sdtfl w16du wp14">
   <w:abstractNum w:abstractNumId="0" w15:restartNumberingAfterBreak="0">
     <w:nsid w:val="14814DC7"/>
     <w:multiLevelType w:val="multilevel"/>
@@ -2803,29 +3074,29 @@
       </w:rPr>
     </w:lvl>
   </w:abstractNum>
-  <w:num w:numId="1">
+  <w:num w:numId="1" w16cid:durableId="423646230">
     <w:abstractNumId w:val="4"/>
   </w:num>
-  <w:num w:numId="2">
+  <w:num w:numId="2" w16cid:durableId="583800540">
     <w:abstractNumId w:val="2"/>
   </w:num>
-  <w:num w:numId="3">
+  <w:num w:numId="3" w16cid:durableId="2010742634">
     <w:abstractNumId w:val="0"/>
   </w:num>
-  <w:num w:numId="4">
+  <w:num w:numId="4" w16cid:durableId="744187362">
     <w:abstractNumId w:val="5"/>
   </w:num>
-  <w:num w:numId="5">
+  <w:num w:numId="5" w16cid:durableId="2056661126">
     <w:abstractNumId w:val="1"/>
   </w:num>
-  <w:num w:numId="6">
+  <w:num w:numId="6" w16cid:durableId="7175131">
     <w:abstractNumId w:val="3"/>
   </w:num>
 </w:numbering>
 </file>
 
 <file path=word/styles.xml><?xml version="1.0" encoding="utf-8"?>
-<w:styles xmlns:mc="http://schemas.openxmlformats.org/markup-compatibility/2006" xmlns:r="http://schemas.openxmlformats.org/officeDocument/2006/relationships" xmlns:w="http://schemas.openxmlformats.org/wordprocessingml/2006/main" xmlns:w14="http://schemas.microsoft.com/office/word/2010/wordml" xmlns:w15="http://schemas.microsoft.com/office/word/2012/wordml" xmlns:w16cid="http://schemas.microsoft.com/office/word/2016/wordml/cid" xmlns:w16se="http://schemas.microsoft.com/office/word/2015/wordml/symex" mc:Ignorable="w14 w15 w16se w16cid">
+<w:styles xmlns:mc="http://schemas.openxmlformats.org/markup-compatibility/2006" xmlns:r="http://schemas.openxmlformats.org/officeDocument/2006/relationships" xmlns:w="http://schemas.openxmlformats.org/wordprocessingml/2006/main" xmlns:w14="http://schemas.microsoft.com/office/word/2010/wordml" xmlns:w15="http://schemas.microsoft.com/office/word/2012/wordml" xmlns:w16cex="http://schemas.microsoft.com/office/word/2018/wordml/cex" xmlns:w16cid="http://schemas.microsoft.com/office/word/2016/wordml/cid" xmlns:w16="http://schemas.microsoft.com/office/word/2018/wordml" xmlns:w16du="http://schemas.microsoft.com/office/word/2023/wordml/word16du" xmlns:w16sdtdh="http://schemas.microsoft.com/office/word/2020/wordml/sdtdatahash" xmlns:w16sdtfl="http://schemas.microsoft.com/office/word/2024/wordml/sdtformatlock" xmlns:w16se="http://schemas.microsoft.com/office/word/2015/wordml/symex" mc:Ignorable="w14 w15 w16se w16cid w16 w16cex w16sdtdh w16sdtfl w16du">
   <w:docDefaults>
     <w:rPrDefault>
       <w:rPr>
@@ -2841,7 +3112,7 @@
       </w:pPr>
     </w:pPrDefault>
   </w:docDefaults>
-  <w:latentStyles w:defLockedState="0" w:defUIPriority="99" w:defSemiHidden="0" w:defUnhideWhenUsed="0" w:defQFormat="0" w:count="375">
+  <w:latentStyles w:defLockedState="0" w:defUIPriority="99" w:defSemiHidden="0" w:defUnhideWhenUsed="0" w:defQFormat="0" w:count="376">
     <w:lsdException w:name="Normal" w:uiPriority="0" w:qFormat="1"/>
     <w:lsdException w:name="heading 1" w:uiPriority="9" w:qFormat="1"/>
     <w:lsdException w:name="heading 2" w:semiHidden="1" w:uiPriority="9" w:unhideWhenUsed="1" w:qFormat="1"/>
@@ -3217,6 +3488,7 @@
     <w:lsdException w:name="Smart Hyperlink" w:semiHidden="1" w:unhideWhenUsed="1"/>
     <w:lsdException w:name="Hashtag" w:semiHidden="1" w:unhideWhenUsed="1"/>
     <w:lsdException w:name="Unresolved Mention" w:semiHidden="1" w:unhideWhenUsed="1"/>
+    <w:lsdException w:name="Smart Link" w:semiHidden="1" w:unhideWhenUsed="1"/>
   </w:latentStyles>
   <w:style w:type="paragraph" w:default="1" w:styleId="Normal">
     <w:name w:val="Normal"/>
@@ -3288,7 +3560,6 @@
   <w:style w:type="character" w:default="1" w:styleId="Fuentedeprrafopredeter">
     <w:name w:val="Default Paragraph Font"/>
     <w:uiPriority w:val="1"/>
-    <w:semiHidden/>
     <w:unhideWhenUsed/>
   </w:style>
   <w:style w:type="table" w:default="1" w:styleId="Tablanormal">
